--- a/docs/03-使用说明.docx
+++ b/docs/03-使用说明.docx
@@ -975,7 +975,7 @@
                 <w:color w:val="B03060"/>
                 <w:sz w:val="19"/>
               </w:rPr>
-              <w:t>font/OPPO_B.ttf</w:t>
+              <w:t>font/NotoSansSC-Medium-subset.ttf</w:t>
             </w:r>
           </w:p>
         </w:tc>
@@ -992,7 +992,7 @@
               <w:rPr>
                 <w:rFonts w:ascii="微软雅黑" w:hAnsi="微软雅黑" w:eastAsia="微软雅黑"/>
               </w:rPr>
-              <w:t xml:space="preserve">界面字体（构建时由 </w:t>
+              <w:t xml:space="preserve">界面字体（Noto Sans SC 子集，OFL 1.1；构建时由 </w:t>
             </w:r>
             <w:r>
               <w:rPr>
@@ -1000,13 +1000,27 @@
                 <w:color w:val="B03060"/>
                 <w:sz w:val="19"/>
               </w:rPr>
-              <w:t>data/font/OPPO B.ttf</w:t>
+              <w:t>data/font/</w:t>
             </w:r>
             <w:r>
               <w:rPr>
                 <w:rFonts w:ascii="微软雅黑" w:hAnsi="微软雅黑" w:eastAsia="微软雅黑"/>
               </w:rPr>
-              <w:t xml:space="preserve"> 拷入）</w:t>
+              <w:t xml:space="preserve"> 拷入，附 </w:t>
+            </w:r>
+            <w:r>
+              <w:rPr>
+                <w:rFonts w:ascii="Consolas" w:hAnsi="Consolas" w:eastAsia="Consolas"/>
+                <w:color w:val="B03060"/>
+                <w:sz w:val="19"/>
+              </w:rPr>
+              <w:t>OFL.txt</w:t>
+            </w:r>
+            <w:r>
+              <w:rPr>
+                <w:rFonts w:ascii="微软雅黑" w:hAnsi="微软雅黑" w:eastAsia="微软雅黑"/>
+              </w:rPr>
+              <w:t>）</w:t>
             </w:r>
           </w:p>
         </w:tc>
@@ -1067,7 +1081,7 @@
               <w:rPr>
                 <w:rFonts w:ascii="微软雅黑" w:hAnsi="微软雅黑" w:eastAsia="微软雅黑"/>
               </w:rPr>
-              <w:t>MP4 / WebM 编码</w:t>
+              <w:t>APNG / GIF / MP4 / WebM 动画封装（PNG 序列不需要）</w:t>
             </w:r>
           </w:p>
         </w:tc>
@@ -1084,7 +1098,35 @@
               <w:rPr>
                 <w:rFonts w:ascii="微软雅黑" w:hAnsi="微软雅黑" w:eastAsia="微软雅黑"/>
               </w:rPr>
-              <w:t>当前版本无动画视频导出，此依赖暂不影响使用</w:t>
+              <w:t xml:space="preserve">仍可导出 PNG 序列，但无法一步生成视频/动图；可在 </w:t>
+            </w:r>
+            <w:r>
+              <w:rPr>
+                <w:rFonts w:ascii="Consolas" w:hAnsi="Consolas" w:eastAsia="Consolas"/>
+                <w:color w:val="B03060"/>
+                <w:sz w:val="19"/>
+              </w:rPr>
+              <w:t>PATH</w:t>
+            </w:r>
+            <w:r>
+              <w:rPr>
+                <w:rFonts w:ascii="微软雅黑" w:hAnsi="微软雅黑" w:eastAsia="微软雅黑"/>
+              </w:rPr>
+              <w:t xml:space="preserve"> 中提供，或用环境变量 </w:t>
+            </w:r>
+            <w:r>
+              <w:rPr>
+                <w:rFonts w:ascii="Consolas" w:hAnsi="Consolas" w:eastAsia="Consolas"/>
+                <w:color w:val="B03060"/>
+                <w:sz w:val="19"/>
+              </w:rPr>
+              <w:t>MOLECULENS_FFMPEG</w:t>
+            </w:r>
+            <w:r>
+              <w:rPr>
+                <w:rFonts w:ascii="微软雅黑" w:hAnsi="微软雅黑" w:eastAsia="微软雅黑"/>
+              </w:rPr>
+              <w:t xml:space="preserve"> 指定完整路径</w:t>
             </w:r>
           </w:p>
         </w:tc>
@@ -4556,7 +4598,7 @@
           <w:i/>
           <w:color w:val="475569"/>
         </w:rPr>
-        <w:t>提示：当前</w:t>
+        <w:t>提示：</w:t>
       </w:r>
       <w:r>
         <w:rPr>
@@ -4565,7 +4607,7 @@
           <w:i/>
           <w:color w:val="475569"/>
         </w:rPr>
-        <w:t>没有动画/视频导出</w:t>
+        <w:t>轨迹可以导出成动画</w:t>
       </w:r>
       <w:r>
         <w:rPr>
@@ -4573,7 +4615,361 @@
           <w:i/>
           <w:color w:val="475569"/>
         </w:rPr>
-        <w:t>：PNG 序列、APNG、GIF、MP4/WebM 均在路线图，动画导出对话框也尚未接入正式界面。需要动态演示时请用逐帧导出 + 外部合成，或直接录屏。</w:t>
+        <w:t xml:space="preserve">。「文件 → 导出图像 → 动画导出」页签选择编解码器（PNG 序列 / APNG / GIF / MP4 / WebM）、起止帧、fps，点「导出动画」即可；PNG 序列直接写到目录，APNG/GIF/MP4/WebM 会先渲染帧序列再调用 ffmpeg 封装（帧目录 </w:t>
+      </w:r>
+      <w:r>
+        <w:rPr>
+          <w:rFonts w:ascii="Consolas" w:hAnsi="Consolas" w:eastAsia="Consolas"/>
+          <w:i/>
+          <w:color w:val="475569"/>
+          <w:sz w:val="19"/>
+        </w:rPr>
+        <w:t>&lt;输出路径&gt;.frames</w:t>
+      </w:r>
+      <w:r>
+        <w:rPr>
+          <w:rFonts w:ascii="微软雅黑" w:hAnsi="微软雅黑" w:eastAsia="微软雅黑"/>
+          <w:i/>
+          <w:color w:val="475569"/>
+        </w:rPr>
+        <w:t xml:space="preserve"> 成功后自动清理）。</w:t>
+      </w:r>
+    </w:p>
+    <w:p>
+      <w:pPr>
+        <w:ind w:left="454"/>
+      </w:pPr>
+    </w:p>
+    <w:p>
+      <w:pPr>
+        <w:ind w:left="454"/>
+      </w:pPr>
+      <w:r>
+        <w:rPr>
+          <w:rFonts w:ascii="微软雅黑" w:hAnsi="微软雅黑" w:eastAsia="微软雅黑"/>
+          <w:i/>
+          <w:color w:val="475569"/>
+        </w:rPr>
+        <w:t>命令行等价写法：</w:t>
+      </w:r>
+    </w:p>
+    <w:p>
+      <w:pPr>
+        <w:ind w:left="454"/>
+      </w:pPr>
+      <w:r>
+        <w:rPr>
+          <w:rFonts w:ascii="微软雅黑" w:hAnsi="微软雅黑" w:eastAsia="微软雅黑"/>
+          <w:i/>
+          <w:color w:val="475569"/>
+        </w:rPr>
+        <w:t>```powershell</w:t>
+      </w:r>
+    </w:p>
+    <w:p>
+      <w:pPr>
+        <w:ind w:left="454"/>
+      </w:pPr>
+      <w:r>
+        <w:rPr>
+          <w:rFonts w:ascii="微软雅黑" w:hAnsi="微软雅黑" w:eastAsia="微软雅黑"/>
+          <w:i/>
+          <w:color w:val="475569"/>
+        </w:rPr>
+        <w:t>moleculens-cli render data\md.gro --traj data\md.xtc `</w:t>
+      </w:r>
+    </w:p>
+    <w:p>
+      <w:pPr>
+        <w:ind w:left="454"/>
+      </w:pPr>
+      <w:r>
+        <w:rPr>
+          <w:rFonts w:ascii="微软雅黑" w:hAnsi="微软雅黑" w:eastAsia="微软雅黑"/>
+          <w:i/>
+          <w:color w:val="475569"/>
+        </w:rPr>
+        <w:t xml:space="preserve">    --anim anim.mp4 --anim-range 0:300 --anim-fps 30 --anim-step 1 `</w:t>
+      </w:r>
+    </w:p>
+    <w:p>
+      <w:pPr>
+        <w:ind w:left="454"/>
+      </w:pPr>
+      <w:r>
+        <w:rPr>
+          <w:rFonts w:ascii="微软雅黑" w:hAnsi="微软雅黑" w:eastAsia="微软雅黑"/>
+          <w:i/>
+          <w:color w:val="475569"/>
+        </w:rPr>
+        <w:t xml:space="preserve">    --size 1280 --height 720</w:t>
+      </w:r>
+    </w:p>
+    <w:p>
+      <w:pPr>
+        <w:ind w:left="454"/>
+      </w:pPr>
+      <w:r>
+        <w:rPr>
+          <w:rFonts w:ascii="Consolas" w:hAnsi="Consolas" w:eastAsia="Consolas"/>
+          <w:i/>
+          <w:color w:val="475569"/>
+          <w:sz w:val="19"/>
+        </w:rPr>
+        <w:t>`</w:t>
+      </w:r>
+    </w:p>
+    <w:p>
+      <w:pPr>
+        <w:ind w:left="454"/>
+      </w:pPr>
+      <w:r>
+        <w:rPr>
+          <w:rFonts w:ascii="Consolas" w:hAnsi="Consolas" w:eastAsia="Consolas"/>
+          <w:i/>
+          <w:color w:val="475569"/>
+          <w:sz w:val="19"/>
+        </w:rPr>
+        <w:t>--anim</w:t>
+      </w:r>
+      <w:r>
+        <w:rPr>
+          <w:rFonts w:ascii="微软雅黑" w:hAnsi="微软雅黑" w:eastAsia="微软雅黑"/>
+          <w:i/>
+          <w:color w:val="475569"/>
+        </w:rPr>
+        <w:t xml:space="preserve"> 的扩展名决定格式（</w:t>
+      </w:r>
+      <w:r>
+        <w:rPr>
+          <w:rFonts w:ascii="Consolas" w:hAnsi="Consolas" w:eastAsia="Consolas"/>
+          <w:i/>
+          <w:color w:val="475569"/>
+          <w:sz w:val="19"/>
+        </w:rPr>
+        <w:t>.mp4</w:t>
+      </w:r>
+      <w:r>
+        <w:rPr>
+          <w:rFonts w:ascii="微软雅黑" w:hAnsi="微软雅黑" w:eastAsia="微软雅黑"/>
+          <w:i/>
+          <w:color w:val="475569"/>
+        </w:rPr>
+        <w:t>/</w:t>
+      </w:r>
+      <w:r>
+        <w:rPr>
+          <w:rFonts w:ascii="Consolas" w:hAnsi="Consolas" w:eastAsia="Consolas"/>
+          <w:i/>
+          <w:color w:val="475569"/>
+          <w:sz w:val="19"/>
+        </w:rPr>
+        <w:t>.webm</w:t>
+      </w:r>
+      <w:r>
+        <w:rPr>
+          <w:rFonts w:ascii="微软雅黑" w:hAnsi="微软雅黑" w:eastAsia="微软雅黑"/>
+          <w:i/>
+          <w:color w:val="475569"/>
+        </w:rPr>
+        <w:t>/</w:t>
+      </w:r>
+      <w:r>
+        <w:rPr>
+          <w:rFonts w:ascii="Consolas" w:hAnsi="Consolas" w:eastAsia="Consolas"/>
+          <w:i/>
+          <w:color w:val="475569"/>
+          <w:sz w:val="19"/>
+        </w:rPr>
+        <w:t>.gif</w:t>
+      </w:r>
+      <w:r>
+        <w:rPr>
+          <w:rFonts w:ascii="微软雅黑" w:hAnsi="微软雅黑" w:eastAsia="微软雅黑"/>
+          <w:i/>
+          <w:color w:val="475569"/>
+        </w:rPr>
+        <w:t>/</w:t>
+      </w:r>
+      <w:r>
+        <w:rPr>
+          <w:rFonts w:ascii="Consolas" w:hAnsi="Consolas" w:eastAsia="Consolas"/>
+          <w:i/>
+          <w:color w:val="475569"/>
+          <w:sz w:val="19"/>
+        </w:rPr>
+        <w:t>.apng</w:t>
+      </w:r>
+      <w:r>
+        <w:rPr>
+          <w:rFonts w:ascii="微软雅黑" w:hAnsi="微软雅黑" w:eastAsia="微软雅黑"/>
+          <w:i/>
+          <w:color w:val="475569"/>
+        </w:rPr>
+        <w:t>）；</w:t>
+      </w:r>
+      <w:r>
+        <w:rPr>
+          <w:rFonts w:ascii="Consolas" w:hAnsi="Consolas" w:eastAsia="Consolas"/>
+          <w:i/>
+          <w:color w:val="475569"/>
+          <w:sz w:val="19"/>
+        </w:rPr>
+        <w:t>--anim-range a:b</w:t>
+      </w:r>
+      <w:r>
+        <w:rPr>
+          <w:rFonts w:ascii="微软雅黑" w:hAnsi="微软雅黑" w:eastAsia="微软雅黑"/>
+          <w:i/>
+          <w:color w:val="475569"/>
+        </w:rPr>
+        <w:t xml:space="preserve"> 省略时导出全部帧，</w:t>
+      </w:r>
+      <w:r>
+        <w:rPr>
+          <w:rFonts w:ascii="Consolas" w:hAnsi="Consolas" w:eastAsia="Consolas"/>
+          <w:i/>
+          <w:color w:val="475569"/>
+          <w:sz w:val="19"/>
+        </w:rPr>
+        <w:t>-1</w:t>
+      </w:r>
+      <w:r>
+        <w:rPr>
+          <w:rFonts w:ascii="微软雅黑" w:hAnsi="微软雅黑" w:eastAsia="微软雅黑"/>
+          <w:i/>
+          <w:color w:val="475569"/>
+        </w:rPr>
+        <w:t xml:space="preserve"> 表示末帧。ffmpeg 不在 </w:t>
+      </w:r>
+      <w:r>
+        <w:rPr>
+          <w:rFonts w:ascii="Consolas" w:hAnsi="Consolas" w:eastAsia="Consolas"/>
+          <w:i/>
+          <w:color w:val="475569"/>
+          <w:sz w:val="19"/>
+        </w:rPr>
+        <w:t>PATH</w:t>
+      </w:r>
+      <w:r>
+        <w:rPr>
+          <w:rFonts w:ascii="微软雅黑" w:hAnsi="微软雅黑" w:eastAsia="微软雅黑"/>
+          <w:i/>
+          <w:color w:val="475569"/>
+        </w:rPr>
+        <w:t xml:space="preserve"> 时用 </w:t>
+      </w:r>
+      <w:r>
+        <w:rPr>
+          <w:rFonts w:ascii="Consolas" w:hAnsi="Consolas" w:eastAsia="Consolas"/>
+          <w:i/>
+          <w:color w:val="475569"/>
+          <w:sz w:val="19"/>
+        </w:rPr>
+        <w:t>MOLECULENS_FFMPEG</w:t>
+      </w:r>
+      <w:r>
+        <w:rPr>
+          <w:rFonts w:ascii="微软雅黑" w:hAnsi="微软雅黑" w:eastAsia="微软雅黑"/>
+          <w:i/>
+          <w:color w:val="475569"/>
+        </w:rPr>
+        <w:t xml:space="preserve"> 指定。</w:t>
+      </w:r>
+    </w:p>
+    <w:p>
+      <w:pPr>
+        <w:ind w:left="454"/>
+      </w:pPr>
+    </w:p>
+    <w:p>
+      <w:pPr>
+        <w:ind w:left="454"/>
+      </w:pPr>
+      <w:r>
+        <w:rPr>
+          <w:rFonts w:ascii="微软雅黑" w:hAnsi="微软雅黑" w:eastAsia="微软雅黑"/>
+          <w:i/>
+          <w:color w:val="475569"/>
+        </w:rPr>
+        <w:t xml:space="preserve">播放"一跳一跳"时加 </w:t>
+      </w:r>
+      <w:r>
+        <w:rPr>
+          <w:rFonts w:ascii="Consolas" w:hAnsi="Consolas" w:eastAsia="Consolas"/>
+          <w:i/>
+          <w:color w:val="475569"/>
+          <w:sz w:val="19"/>
+        </w:rPr>
+        <w:t>--anim-interp K</w:t>
+      </w:r>
+      <w:r>
+        <w:rPr>
+          <w:rFonts w:ascii="微软雅黑" w:hAnsi="微软雅黑" w:eastAsia="微软雅黑"/>
+          <w:i/>
+          <w:color w:val="475569"/>
+        </w:rPr>
+        <w:t>（2–16）：在</w:t>
+      </w:r>
+      <w:r>
+        <w:rPr>
+          <w:rFonts w:ascii="微软雅黑" w:hAnsi="微软雅黑" w:eastAsia="微软雅黑"/>
+          <w:b/>
+          <w:i/>
+          <w:color w:val="475569"/>
+        </w:rPr>
+        <w:t>连续坐标</w:t>
+      </w:r>
+      <w:r>
+        <w:rPr>
+          <w:rFonts w:ascii="微软雅黑" w:hAnsi="微软雅黑" w:eastAsia="微软雅黑"/>
+          <w:i/>
+          <w:color w:val="475569"/>
+        </w:rPr>
+        <w:t>上做帧间线性插值，</w:t>
+      </w:r>
+    </w:p>
+    <w:p>
+      <w:pPr>
+        <w:ind w:left="454"/>
+      </w:pPr>
+      <w:r>
+        <w:rPr>
+          <w:rFonts w:ascii="微软雅黑" w:hAnsi="微软雅黑" w:eastAsia="微软雅黑"/>
+          <w:i/>
+          <w:color w:val="475569"/>
+        </w:rPr>
+        <w:t xml:space="preserve">例如 </w:t>
+      </w:r>
+      <w:r>
+        <w:rPr>
+          <w:rFonts w:ascii="Consolas" w:hAnsi="Consolas" w:eastAsia="Consolas"/>
+          <w:i/>
+          <w:color w:val="475569"/>
+          <w:sz w:val="19"/>
+        </w:rPr>
+        <w:t>--anim-interp 8</w:t>
+      </w:r>
+      <w:r>
+        <w:rPr>
+          <w:rFonts w:ascii="微软雅黑" w:hAnsi="微软雅黑" w:eastAsia="微软雅黑"/>
+          <w:i/>
+          <w:color w:val="475569"/>
+        </w:rPr>
+        <w:t xml:space="preserve"> 把每帧位移压到 1/8。MD 轨迹的存帧间隔越大、越需要它；</w:t>
+      </w:r>
+    </w:p>
+    <w:p>
+      <w:pPr>
+        <w:ind w:left="454"/>
+      </w:pPr>
+      <w:r>
+        <w:rPr>
+          <w:rFonts w:ascii="微软雅黑" w:hAnsi="微软雅黑" w:eastAsia="微软雅黑"/>
+          <w:i/>
+          <w:color w:val="475569"/>
+        </w:rPr>
+        <w:t>代价是渲染帧数 ×K（导出时间同比增加）。</w:t>
       </w:r>
     </w:p>
     <w:p>
